--- a/backend-exhibits/testinginclude.docx
+++ b/backend-exhibits/testinginclude.docx
@@ -42,10 +42,10 @@
   <w:docDefaults>
     <w:rPrDefault>
       <w:rPr>
-        <w:rFonts w:asciiTheme="minorHAnsi" w:eastAsiaTheme="minorHAnsi" w:hAnsiTheme="minorHAnsi" w:cstheme="minorBidi"/>
+        <w:rFonts w:ascii="Arial" w:hAnsi="Arial" w:cs="Arial" w:eastAsia="Arial"/>
         <w:kern w:val="2"/>
-        <w:sz w:val="24"/>
-        <w:szCs w:val="24"/>
+        <w:sz w:val="21"/>
+        <w:szCs w:val="21"/>
         <w:lang w:val="en-IN" w:eastAsia="en-US" w:bidi="ar-SA"/>
         <w14:ligatures w14:val="standardContextual"/>
       </w:rPr>
@@ -453,10 +453,10 @@
       <w:outlineLvl w:val="0"/>
     </w:pPr>
     <w:rPr>
-      <w:rFonts w:asciiTheme="majorHAnsi" w:eastAsiaTheme="majorEastAsia" w:hAnsiTheme="majorHAnsi" w:cstheme="majorBidi"/>
-      <w:color w:val="0F4761" w:themeColor="accent1" w:themeShade="BF"/>
-      <w:sz w:val="40"/>
-      <w:szCs w:val="40"/>
+      <w:rFonts w:ascii="Arial" w:hAnsi="Arial" w:cs="Arial" w:eastAsia="Arial"/>
+      <w:color w:val="0F4761" w:themeColor="accent1" w:themeShade="BF"/>
+      <w:sz w:val="21"/>
+      <w:szCs w:val="21"/>
     </w:rPr>
   </w:style>
   <w:style w:type="paragraph" w:styleId="Heading2">
@@ -476,10 +476,10 @@
       <w:outlineLvl w:val="1"/>
     </w:pPr>
     <w:rPr>
-      <w:rFonts w:asciiTheme="majorHAnsi" w:eastAsiaTheme="majorEastAsia" w:hAnsiTheme="majorHAnsi" w:cstheme="majorBidi"/>
-      <w:color w:val="0F4761" w:themeColor="accent1" w:themeShade="BF"/>
-      <w:sz w:val="32"/>
-      <w:szCs w:val="32"/>
+      <w:rFonts w:ascii="Arial" w:hAnsi="Arial" w:cs="Arial" w:eastAsia="Arial"/>
+      <w:color w:val="0F4761" w:themeColor="accent1" w:themeShade="BF"/>
+      <w:sz w:val="21"/>
+      <w:szCs w:val="21"/>
     </w:rPr>
   </w:style>
   <w:style w:type="paragraph" w:styleId="Heading3">
@@ -499,10 +499,10 @@
       <w:outlineLvl w:val="2"/>
     </w:pPr>
     <w:rPr>
-      <w:rFonts w:eastAsiaTheme="majorEastAsia" w:cstheme="majorBidi"/>
-      <w:color w:val="0F4761" w:themeColor="accent1" w:themeShade="BF"/>
-      <w:sz w:val="28"/>
-      <w:szCs w:val="28"/>
+      <w:rFonts w:ascii="Arial" w:hAnsi="Arial" w:cs="Arial" w:eastAsia="Arial"/>
+      <w:color w:val="0F4761" w:themeColor="accent1" w:themeShade="BF"/>
+      <w:sz w:val="21"/>
+      <w:szCs w:val="21"/>
     </w:rPr>
   </w:style>
   <w:style w:type="paragraph" w:styleId="Heading4">
@@ -522,7 +522,7 @@
       <w:outlineLvl w:val="3"/>
     </w:pPr>
     <w:rPr>
-      <w:rFonts w:eastAsiaTheme="majorEastAsia" w:cstheme="majorBidi"/>
+      <w:rFonts w:ascii="Arial" w:hAnsi="Arial" w:cs="Arial" w:eastAsia="Arial"/>
       <w:i/>
       <w:iCs/>
       <w:color w:val="0F4761" w:themeColor="accent1" w:themeShade="BF"/>
@@ -545,7 +545,7 @@
       <w:outlineLvl w:val="4"/>
     </w:pPr>
     <w:rPr>
-      <w:rFonts w:eastAsiaTheme="majorEastAsia" w:cstheme="majorBidi"/>
+      <w:rFonts w:ascii="Arial" w:hAnsi="Arial" w:cs="Arial" w:eastAsia="Arial"/>
       <w:color w:val="0F4761" w:themeColor="accent1" w:themeShade="BF"/>
     </w:rPr>
   </w:style>
@@ -566,7 +566,7 @@
       <w:outlineLvl w:val="5"/>
     </w:pPr>
     <w:rPr>
-      <w:rFonts w:eastAsiaTheme="majorEastAsia" w:cstheme="majorBidi"/>
+      <w:rFonts w:ascii="Arial" w:hAnsi="Arial" w:cs="Arial" w:eastAsia="Arial"/>
       <w:i/>
       <w:iCs/>
       <w:color w:val="595959" w:themeColor="text1" w:themeTint="A6"/>
@@ -589,7 +589,7 @@
       <w:outlineLvl w:val="6"/>
     </w:pPr>
     <w:rPr>
-      <w:rFonts w:eastAsiaTheme="majorEastAsia" w:cstheme="majorBidi"/>
+      <w:rFonts w:ascii="Arial" w:hAnsi="Arial" w:cs="Arial" w:eastAsia="Arial"/>
       <w:color w:val="595959" w:themeColor="text1" w:themeTint="A6"/>
     </w:rPr>
   </w:style>
@@ -610,7 +610,7 @@
       <w:outlineLvl w:val="7"/>
     </w:pPr>
     <w:rPr>
-      <w:rFonts w:eastAsiaTheme="majorEastAsia" w:cstheme="majorBidi"/>
+      <w:rFonts w:ascii="Arial" w:hAnsi="Arial" w:cs="Arial" w:eastAsia="Arial"/>
       <w:i/>
       <w:iCs/>
       <w:color w:val="272727" w:themeColor="text1" w:themeTint="D8"/>
@@ -633,7 +633,7 @@
       <w:outlineLvl w:val="8"/>
     </w:pPr>
     <w:rPr>
-      <w:rFonts w:eastAsiaTheme="majorEastAsia" w:cstheme="majorBidi"/>
+      <w:rFonts w:ascii="Arial" w:hAnsi="Arial" w:cs="Arial" w:eastAsia="Arial"/>
       <w:color w:val="272727" w:themeColor="text1" w:themeTint="D8"/>
     </w:rPr>
   </w:style>
@@ -671,10 +671,10 @@
     <w:uiPriority w:val="9"/>
     <w:rsid w:val="00BE7A91"/>
     <w:rPr>
-      <w:rFonts w:asciiTheme="majorHAnsi" w:eastAsiaTheme="majorEastAsia" w:hAnsiTheme="majorHAnsi" w:cstheme="majorBidi"/>
-      <w:color w:val="0F4761" w:themeColor="accent1" w:themeShade="BF"/>
-      <w:sz w:val="40"/>
-      <w:szCs w:val="40"/>
+      <w:rFonts w:ascii="Arial" w:hAnsi="Arial" w:cs="Arial" w:eastAsia="Arial"/>
+      <w:color w:val="0F4761" w:themeColor="accent1" w:themeShade="BF"/>
+      <w:sz w:val="21"/>
+      <w:szCs w:val="21"/>
     </w:rPr>
   </w:style>
   <w:style w:type="character" w:customStyle="1" w:styleId="Heading2Char">
@@ -685,10 +685,10 @@
     <w:semiHidden/>
     <w:rsid w:val="00BE7A91"/>
     <w:rPr>
-      <w:rFonts w:asciiTheme="majorHAnsi" w:eastAsiaTheme="majorEastAsia" w:hAnsiTheme="majorHAnsi" w:cstheme="majorBidi"/>
-      <w:color w:val="0F4761" w:themeColor="accent1" w:themeShade="BF"/>
-      <w:sz w:val="32"/>
-      <w:szCs w:val="32"/>
+      <w:rFonts w:ascii="Arial" w:hAnsi="Arial" w:cs="Arial" w:eastAsia="Arial"/>
+      <w:color w:val="0F4761" w:themeColor="accent1" w:themeShade="BF"/>
+      <w:sz w:val="21"/>
+      <w:szCs w:val="21"/>
     </w:rPr>
   </w:style>
   <w:style w:type="character" w:customStyle="1" w:styleId="Heading3Char">
@@ -699,10 +699,10 @@
     <w:semiHidden/>
     <w:rsid w:val="00BE7A91"/>
     <w:rPr>
-      <w:rFonts w:eastAsiaTheme="majorEastAsia" w:cstheme="majorBidi"/>
-      <w:color w:val="0F4761" w:themeColor="accent1" w:themeShade="BF"/>
-      <w:sz w:val="28"/>
-      <w:szCs w:val="28"/>
+      <w:rFonts w:ascii="Arial" w:hAnsi="Arial" w:cs="Arial" w:eastAsia="Arial"/>
+      <w:color w:val="0F4761" w:themeColor="accent1" w:themeShade="BF"/>
+      <w:sz w:val="21"/>
+      <w:szCs w:val="21"/>
     </w:rPr>
   </w:style>
   <w:style w:type="character" w:customStyle="1" w:styleId="Heading4Char">
@@ -713,7 +713,7 @@
     <w:semiHidden/>
     <w:rsid w:val="00BE7A91"/>
     <w:rPr>
-      <w:rFonts w:eastAsiaTheme="majorEastAsia" w:cstheme="majorBidi"/>
+      <w:rFonts w:ascii="Arial" w:hAnsi="Arial" w:cs="Arial" w:eastAsia="Arial"/>
       <w:i/>
       <w:iCs/>
       <w:color w:val="0F4761" w:themeColor="accent1" w:themeShade="BF"/>
@@ -727,7 +727,7 @@
     <w:semiHidden/>
     <w:rsid w:val="00BE7A91"/>
     <w:rPr>
-      <w:rFonts w:eastAsiaTheme="majorEastAsia" w:cstheme="majorBidi"/>
+      <w:rFonts w:ascii="Arial" w:hAnsi="Arial" w:cs="Arial" w:eastAsia="Arial"/>
       <w:color w:val="0F4761" w:themeColor="accent1" w:themeShade="BF"/>
     </w:rPr>
   </w:style>
@@ -739,7 +739,7 @@
     <w:semiHidden/>
     <w:rsid w:val="00BE7A91"/>
     <w:rPr>
-      <w:rFonts w:eastAsiaTheme="majorEastAsia" w:cstheme="majorBidi"/>
+      <w:rFonts w:ascii="Arial" w:hAnsi="Arial" w:cs="Arial" w:eastAsia="Arial"/>
       <w:i/>
       <w:iCs/>
       <w:color w:val="595959" w:themeColor="text1" w:themeTint="A6"/>
@@ -753,7 +753,7 @@
     <w:semiHidden/>
     <w:rsid w:val="00BE7A91"/>
     <w:rPr>
-      <w:rFonts w:eastAsiaTheme="majorEastAsia" w:cstheme="majorBidi"/>
+      <w:rFonts w:ascii="Arial" w:hAnsi="Arial" w:cs="Arial" w:eastAsia="Arial"/>
       <w:color w:val="595959" w:themeColor="text1" w:themeTint="A6"/>
     </w:rPr>
   </w:style>
@@ -765,7 +765,7 @@
     <w:semiHidden/>
     <w:rsid w:val="00BE7A91"/>
     <w:rPr>
-      <w:rFonts w:eastAsiaTheme="majorEastAsia" w:cstheme="majorBidi"/>
+      <w:rFonts w:ascii="Arial" w:hAnsi="Arial" w:cs="Arial" w:eastAsia="Arial"/>
       <w:i/>
       <w:iCs/>
       <w:color w:val="272727" w:themeColor="text1" w:themeTint="D8"/>
@@ -779,7 +779,7 @@
     <w:semiHidden/>
     <w:rsid w:val="00BE7A91"/>
     <w:rPr>
-      <w:rFonts w:eastAsiaTheme="majorEastAsia" w:cstheme="majorBidi"/>
+      <w:rFonts w:ascii="Arial" w:hAnsi="Arial" w:cs="Arial" w:eastAsia="Arial"/>
       <w:color w:val="272727" w:themeColor="text1" w:themeTint="D8"/>
     </w:rPr>
   </w:style>
@@ -796,11 +796,11 @@
       <w:contextualSpacing/>
     </w:pPr>
     <w:rPr>
-      <w:rFonts w:asciiTheme="majorHAnsi" w:eastAsiaTheme="majorEastAsia" w:hAnsiTheme="majorHAnsi" w:cstheme="majorBidi"/>
+      <w:rFonts w:ascii="Arial" w:hAnsi="Arial" w:cs="Arial" w:eastAsia="Arial"/>
       <w:spacing w:val="-10"/>
       <w:kern w:val="28"/>
-      <w:sz w:val="56"/>
-      <w:szCs w:val="56"/>
+      <w:sz w:val="21"/>
+      <w:szCs w:val="21"/>
     </w:rPr>
   </w:style>
   <w:style w:type="character" w:customStyle="1" w:styleId="TitleChar">
@@ -810,11 +810,11 @@
     <w:uiPriority w:val="10"/>
     <w:rsid w:val="00BE7A91"/>
     <w:rPr>
-      <w:rFonts w:asciiTheme="majorHAnsi" w:eastAsiaTheme="majorEastAsia" w:hAnsiTheme="majorHAnsi" w:cstheme="majorBidi"/>
+      <w:rFonts w:ascii="Arial" w:hAnsi="Arial" w:cs="Arial" w:eastAsia="Arial"/>
       <w:spacing w:val="-10"/>
       <w:kern w:val="28"/>
-      <w:sz w:val="56"/>
-      <w:szCs w:val="56"/>
+      <w:sz w:val="21"/>
+      <w:szCs w:val="21"/>
     </w:rPr>
   </w:style>
   <w:style w:type="paragraph" w:styleId="Subtitle">
@@ -831,11 +831,11 @@
       </w:numPr>
     </w:pPr>
     <w:rPr>
-      <w:rFonts w:eastAsiaTheme="majorEastAsia" w:cstheme="majorBidi"/>
+      <w:rFonts w:ascii="Arial" w:hAnsi="Arial" w:cs="Arial" w:eastAsia="Arial"/>
       <w:color w:val="595959" w:themeColor="text1" w:themeTint="A6"/>
       <w:spacing w:val="15"/>
-      <w:sz w:val="28"/>
-      <w:szCs w:val="28"/>
+      <w:sz w:val="21"/>
+      <w:szCs w:val="21"/>
     </w:rPr>
   </w:style>
   <w:style w:type="character" w:customStyle="1" w:styleId="SubtitleChar">
@@ -845,11 +845,11 @@
     <w:uiPriority w:val="11"/>
     <w:rsid w:val="00BE7A91"/>
     <w:rPr>
-      <w:rFonts w:eastAsiaTheme="majorEastAsia" w:cstheme="majorBidi"/>
+      <w:rFonts w:ascii="Arial" w:hAnsi="Arial" w:cs="Arial" w:eastAsia="Arial"/>
       <w:color w:val="595959" w:themeColor="text1" w:themeTint="A6"/>
       <w:spacing w:val="15"/>
-      <w:sz w:val="28"/>
-      <w:szCs w:val="28"/>
+      <w:sz w:val="21"/>
+      <w:szCs w:val="21"/>
     </w:rPr>
   </w:style>
   <w:style w:type="paragraph" w:styleId="Quote">
